--- a/doc/PLANTILLAS_TODAS_DAGJP_INVERSION_2026_CON_PLACEHOLDERS.docx
+++ b/doc/PLANTILLAS_TODAS_DAGJP_INVERSION_2026_CON_PLACEHOLDERS.docx
@@ -16242,7 +16242,7 @@
           <w:sz w:val="16"/>
           <w:szCs w:val="16"/>
         </w:rPr>
-        <w:t>Proyectó: María Eugenia González Espinosa – Profesional Universitario</w:t>
+        <w:t>Proyectó: ${NOMBRE_PROYECTO} – ${CARGO_PROYECTO}</w:t>
       </w:r>
     </w:p>
     <w:p>
@@ -18593,7 +18593,7 @@
           <w:sz w:val="16"/>
           <w:szCs w:val="16"/>
         </w:rPr>
-        <w:t>Proyectó: María Eugenia González Espinosa – Profesional Universitario</w:t>
+        <w:t>Proyectó: ${NOMBRE_PROYECTO} – ${CARGO_PROYECTO}</w:t>
       </w:r>
     </w:p>
     <w:p>
@@ -20205,7 +20205,7 @@
           <w:sz w:val="16"/>
           <w:szCs w:val="16"/>
         </w:rPr>
-        <w:t>Proyectó: María Eugenia González Espinosa – Profesional Universitario</w:t>
+        <w:t>Proyectó: ${NOMBRE_PROYECTO} – ${CARGO_PROYECTO}</w:t>
       </w:r>
     </w:p>
     <w:p>
